--- a/docs/Project_Report.docx
+++ b/docs/Project_Report.docx
@@ -116,6 +116,10 @@
       <w:pPr>
         <w:spacing w:after="700"/>
         <w:jc w:val="center"/>
+        <w:rPr>
+          <w:sz w:val="26"/>
+          <w:szCs w:val="26"/>
+        </w:rPr>
       </w:pPr>
       <w:r>
         <w:rPr>
@@ -123,6 +127,13 @@
           <w:szCs w:val="26"/>
         </w:rPr>
         <w:t>in association with IBM</w:t>
+      </w:r>
+      <w:r>
+        <w:rPr>
+          <w:sz w:val="26"/>
+          <w:szCs w:val="26"/>
+        </w:rPr>
+        <w:t xml:space="preserve"> (RU-100-01-00021)</w:t>
       </w:r>
     </w:p>
     <w:p>
@@ -137,7 +148,16 @@
           <w:sz w:val="32"/>
           <w:szCs w:val="32"/>
         </w:rPr>
-        <w:t>PROJECT REPORT</w:t>
+        <w:t xml:space="preserve">PROJECT </w:t>
+      </w:r>
+      <w:r>
+        <w:rPr>
+          <w:b/>
+          <w:bCs/>
+          <w:sz w:val="32"/>
+          <w:szCs w:val="32"/>
+        </w:rPr>
+        <w:t>SYNOPSIS</w:t>
       </w:r>
     </w:p>
     <w:p>
@@ -150,7 +170,7 @@
           <w:sz w:val="26"/>
           <w:szCs w:val="26"/>
         </w:rPr>
-        <w:t>Semester 1</w:t>
+        <w:t>SESSION: 2026-27</w:t>
       </w:r>
     </w:p>
     <w:p>
@@ -204,12 +224,6 @@
         <w:gridCol w:w="6026"/>
       </w:tblGrid>
       <w:tr>
-        <w:tblPrEx>
-          <w:tblCellMar>
-            <w:top w:w="0" w:type="dxa"/>
-            <w:bottom w:w="0" w:type="dxa"/>
-          </w:tblCellMar>
-        </w:tblPrEx>
         <w:trPr>
           <w:cantSplit/>
           <w:tblHeader/>
@@ -280,12 +294,6 @@
         </w:tc>
       </w:tr>
       <w:tr>
-        <w:tblPrEx>
-          <w:tblCellMar>
-            <w:top w:w="0" w:type="dxa"/>
-            <w:bottom w:w="0" w:type="dxa"/>
-          </w:tblCellMar>
-        </w:tblPrEx>
         <w:trPr>
           <w:cantSplit/>
         </w:trPr>
@@ -349,12 +357,6 @@
         </w:tc>
       </w:tr>
       <w:tr>
-        <w:tblPrEx>
-          <w:tblCellMar>
-            <w:top w:w="0" w:type="dxa"/>
-            <w:bottom w:w="0" w:type="dxa"/>
-          </w:tblCellMar>
-        </w:tblPrEx>
         <w:trPr>
           <w:cantSplit/>
         </w:trPr>
@@ -436,12 +438,6 @@
         </w:tc>
       </w:tr>
       <w:tr>
-        <w:tblPrEx>
-          <w:tblCellMar>
-            <w:top w:w="0" w:type="dxa"/>
-            <w:bottom w:w="0" w:type="dxa"/>
-          </w:tblCellMar>
-        </w:tblPrEx>
         <w:trPr>
           <w:cantSplit/>
         </w:trPr>
@@ -505,12 +501,6 @@
         </w:tc>
       </w:tr>
       <w:tr>
-        <w:tblPrEx>
-          <w:tblCellMar>
-            <w:top w:w="0" w:type="dxa"/>
-            <w:bottom w:w="0" w:type="dxa"/>
-          </w:tblCellMar>
-        </w:tblPrEx>
         <w:trPr>
           <w:cantSplit/>
         </w:trPr>
@@ -574,12 +564,6 @@
         </w:tc>
       </w:tr>
       <w:tr>
-        <w:tblPrEx>
-          <w:tblCellMar>
-            <w:top w:w="0" w:type="dxa"/>
-            <w:bottom w:w="0" w:type="dxa"/>
-          </w:tblCellMar>
-        </w:tblPrEx>
         <w:trPr>
           <w:cantSplit/>
         </w:trPr>
@@ -643,12 +627,6 @@
         </w:tc>
       </w:tr>
       <w:tr>
-        <w:tblPrEx>
-          <w:tblCellMar>
-            <w:top w:w="0" w:type="dxa"/>
-            <w:bottom w:w="0" w:type="dxa"/>
-          </w:tblCellMar>
-        </w:tblPrEx>
         <w:trPr>
           <w:cantSplit/>
         </w:trPr>
@@ -1079,12 +1057,6 @@
         <w:gridCol w:w="3526"/>
       </w:tblGrid>
       <w:tr>
-        <w:tblPrEx>
-          <w:tblCellMar>
-            <w:top w:w="0" w:type="dxa"/>
-            <w:bottom w:w="0" w:type="dxa"/>
-          </w:tblCellMar>
-        </w:tblPrEx>
         <w:trPr>
           <w:cantSplit/>
           <w:tblHeader/>
@@ -1187,12 +1159,6 @@
         </w:tc>
       </w:tr>
       <w:tr>
-        <w:tblPrEx>
-          <w:tblCellMar>
-            <w:top w:w="0" w:type="dxa"/>
-            <w:bottom w:w="0" w:type="dxa"/>
-          </w:tblCellMar>
-        </w:tblPrEx>
         <w:trPr>
           <w:cantSplit/>
         </w:trPr>
@@ -1301,12 +1267,6 @@
         </w:tc>
       </w:tr>
       <w:tr>
-        <w:tblPrEx>
-          <w:tblCellMar>
-            <w:top w:w="0" w:type="dxa"/>
-            <w:bottom w:w="0" w:type="dxa"/>
-          </w:tblCellMar>
-        </w:tblPrEx>
         <w:trPr>
           <w:cantSplit/>
         </w:trPr>
@@ -1399,12 +1359,6 @@
         </w:tc>
       </w:tr>
       <w:tr>
-        <w:tblPrEx>
-          <w:tblCellMar>
-            <w:top w:w="0" w:type="dxa"/>
-            <w:bottom w:w="0" w:type="dxa"/>
-          </w:tblCellMar>
-        </w:tblPrEx>
         <w:trPr>
           <w:cantSplit/>
         </w:trPr>
@@ -1529,12 +1483,6 @@
         </w:tc>
       </w:tr>
       <w:tr>
-        <w:tblPrEx>
-          <w:tblCellMar>
-            <w:top w:w="0" w:type="dxa"/>
-            <w:bottom w:w="0" w:type="dxa"/>
-          </w:tblCellMar>
-        </w:tblPrEx>
         <w:trPr>
           <w:cantSplit/>
         </w:trPr>
@@ -1689,12 +1637,6 @@
         <w:gridCol w:w="900"/>
       </w:tblGrid>
       <w:tr>
-        <w:tblPrEx>
-          <w:tblCellMar>
-            <w:top w:w="0" w:type="dxa"/>
-            <w:bottom w:w="0" w:type="dxa"/>
-          </w:tblCellMar>
-        </w:tblPrEx>
         <w:trPr>
           <w:cantSplit/>
           <w:tblHeader/>
@@ -1797,12 +1739,6 @@
         </w:tc>
       </w:tr>
       <w:tr>
-        <w:tblPrEx>
-          <w:tblCellMar>
-            <w:top w:w="0" w:type="dxa"/>
-            <w:bottom w:w="0" w:type="dxa"/>
-          </w:tblCellMar>
-        </w:tblPrEx>
         <w:trPr>
           <w:cantSplit/>
         </w:trPr>
@@ -1911,12 +1847,6 @@
         </w:tc>
       </w:tr>
       <w:tr>
-        <w:tblPrEx>
-          <w:tblCellMar>
-            <w:top w:w="0" w:type="dxa"/>
-            <w:bottom w:w="0" w:type="dxa"/>
-          </w:tblCellMar>
-        </w:tblPrEx>
         <w:trPr>
           <w:cantSplit/>
         </w:trPr>
@@ -2025,12 +1955,6 @@
         </w:tc>
       </w:tr>
       <w:tr>
-        <w:tblPrEx>
-          <w:tblCellMar>
-            <w:top w:w="0" w:type="dxa"/>
-            <w:bottom w:w="0" w:type="dxa"/>
-          </w:tblCellMar>
-        </w:tblPrEx>
         <w:trPr>
           <w:cantSplit/>
         </w:trPr>
@@ -2123,12 +2047,6 @@
         </w:tc>
       </w:tr>
       <w:tr>
-        <w:tblPrEx>
-          <w:tblCellMar>
-            <w:top w:w="0" w:type="dxa"/>
-            <w:bottom w:w="0" w:type="dxa"/>
-          </w:tblCellMar>
-        </w:tblPrEx>
         <w:trPr>
           <w:cantSplit/>
         </w:trPr>
@@ -2230,12 +2148,6 @@
         </w:tc>
       </w:tr>
       <w:tr>
-        <w:tblPrEx>
-          <w:tblCellMar>
-            <w:top w:w="0" w:type="dxa"/>
-            <w:bottom w:w="0" w:type="dxa"/>
-          </w:tblCellMar>
-        </w:tblPrEx>
         <w:trPr>
           <w:cantSplit/>
         </w:trPr>
@@ -2552,12 +2464,6 @@
         <w:gridCol w:w="6034"/>
       </w:tblGrid>
       <w:tr>
-        <w:tblPrEx>
-          <w:tblCellMar>
-            <w:top w:w="0" w:type="dxa"/>
-            <w:bottom w:w="0" w:type="dxa"/>
-          </w:tblCellMar>
-        </w:tblPrEx>
         <w:trPr>
           <w:cantSplit/>
           <w:tblHeader/>
@@ -2628,12 +2534,6 @@
         </w:tc>
       </w:tr>
       <w:tr>
-        <w:tblPrEx>
-          <w:tblCellMar>
-            <w:top w:w="0" w:type="dxa"/>
-            <w:bottom w:w="0" w:type="dxa"/>
-          </w:tblCellMar>
-        </w:tblPrEx>
         <w:trPr>
           <w:cantSplit/>
         </w:trPr>
@@ -2714,12 +2614,6 @@
         </w:tc>
       </w:tr>
       <w:tr>
-        <w:tblPrEx>
-          <w:tblCellMar>
-            <w:top w:w="0" w:type="dxa"/>
-            <w:bottom w:w="0" w:type="dxa"/>
-          </w:tblCellMar>
-        </w:tblPrEx>
         <w:trPr>
           <w:cantSplit/>
         </w:trPr>
@@ -2802,12 +2696,6 @@
         </w:tc>
       </w:tr>
       <w:tr>
-        <w:tblPrEx>
-          <w:tblCellMar>
-            <w:top w:w="0" w:type="dxa"/>
-            <w:bottom w:w="0" w:type="dxa"/>
-          </w:tblCellMar>
-        </w:tblPrEx>
         <w:trPr>
           <w:cantSplit/>
         </w:trPr>
@@ -2872,12 +2760,6 @@
         </w:tc>
       </w:tr>
       <w:tr>
-        <w:tblPrEx>
-          <w:tblCellMar>
-            <w:top w:w="0" w:type="dxa"/>
-            <w:bottom w:w="0" w:type="dxa"/>
-          </w:tblCellMar>
-        </w:tblPrEx>
         <w:trPr>
           <w:cantSplit/>
         </w:trPr>
@@ -2986,12 +2868,6 @@
         </w:tc>
       </w:tr>
       <w:tr>
-        <w:tblPrEx>
-          <w:tblCellMar>
-            <w:top w:w="0" w:type="dxa"/>
-            <w:bottom w:w="0" w:type="dxa"/>
-          </w:tblCellMar>
-        </w:tblPrEx>
         <w:trPr>
           <w:cantSplit/>
         </w:trPr>
@@ -3066,12 +2942,6 @@
         </w:tc>
       </w:tr>
       <w:tr>
-        <w:tblPrEx>
-          <w:tblCellMar>
-            <w:top w:w="0" w:type="dxa"/>
-            <w:bottom w:w="0" w:type="dxa"/>
-          </w:tblCellMar>
-        </w:tblPrEx>
         <w:trPr>
           <w:cantSplit/>
         </w:trPr>
@@ -3154,12 +3024,6 @@
         </w:tc>
       </w:tr>
       <w:tr>
-        <w:tblPrEx>
-          <w:tblCellMar>
-            <w:top w:w="0" w:type="dxa"/>
-            <w:bottom w:w="0" w:type="dxa"/>
-          </w:tblCellMar>
-        </w:tblPrEx>
         <w:trPr>
           <w:cantSplit/>
         </w:trPr>
@@ -3262,12 +3126,6 @@
         <w:gridCol w:w="5126"/>
       </w:tblGrid>
       <w:tr>
-        <w:tblPrEx>
-          <w:tblCellMar>
-            <w:top w:w="0" w:type="dxa"/>
-            <w:bottom w:w="0" w:type="dxa"/>
-          </w:tblCellMar>
-        </w:tblPrEx>
         <w:trPr>
           <w:cantSplit/>
           <w:tblHeader/>
@@ -3370,12 +3228,6 @@
         </w:tc>
       </w:tr>
       <w:tr>
-        <w:tblPrEx>
-          <w:tblCellMar>
-            <w:top w:w="0" w:type="dxa"/>
-            <w:bottom w:w="0" w:type="dxa"/>
-          </w:tblCellMar>
-        </w:tblPrEx>
         <w:trPr>
           <w:cantSplit/>
         </w:trPr>
@@ -3469,12 +3321,6 @@
         </w:tc>
       </w:tr>
       <w:tr>
-        <w:tblPrEx>
-          <w:tblCellMar>
-            <w:top w:w="0" w:type="dxa"/>
-            <w:bottom w:w="0" w:type="dxa"/>
-          </w:tblCellMar>
-        </w:tblPrEx>
         <w:trPr>
           <w:cantSplit/>
         </w:trPr>
@@ -3568,12 +3414,6 @@
         </w:tc>
       </w:tr>
       <w:tr>
-        <w:tblPrEx>
-          <w:tblCellMar>
-            <w:top w:w="0" w:type="dxa"/>
-            <w:bottom w:w="0" w:type="dxa"/>
-          </w:tblCellMar>
-        </w:tblPrEx>
         <w:trPr>
           <w:cantSplit/>
         </w:trPr>
@@ -3667,12 +3507,6 @@
         </w:tc>
       </w:tr>
       <w:tr>
-        <w:tblPrEx>
-          <w:tblCellMar>
-            <w:top w:w="0" w:type="dxa"/>
-            <w:bottom w:w="0" w:type="dxa"/>
-          </w:tblCellMar>
-        </w:tblPrEx>
         <w:trPr>
           <w:cantSplit/>
         </w:trPr>
@@ -3766,12 +3600,6 @@
         </w:tc>
       </w:tr>
       <w:tr>
-        <w:tblPrEx>
-          <w:tblCellMar>
-            <w:top w:w="0" w:type="dxa"/>
-            <w:bottom w:w="0" w:type="dxa"/>
-          </w:tblCellMar>
-        </w:tblPrEx>
         <w:trPr>
           <w:cantSplit/>
         </w:trPr>
@@ -3939,12 +3767,6 @@
         <w:gridCol w:w="9026"/>
       </w:tblGrid>
       <w:tr>
-        <w:tblPrEx>
-          <w:tblCellMar>
-            <w:top w:w="0" w:type="dxa"/>
-            <w:bottom w:w="0" w:type="dxa"/>
-          </w:tblCellMar>
-        </w:tblPrEx>
         <w:trPr>
           <w:cantSplit/>
         </w:trPr>
@@ -4296,12 +4118,6 @@
         <w:gridCol w:w="9026"/>
       </w:tblGrid>
       <w:tr>
-        <w:tblPrEx>
-          <w:tblCellMar>
-            <w:top w:w="0" w:type="dxa"/>
-            <w:bottom w:w="0" w:type="dxa"/>
-          </w:tblCellMar>
-        </w:tblPrEx>
         <w:trPr>
           <w:cantSplit/>
         </w:trPr>
@@ -4726,12 +4542,6 @@
         <w:gridCol w:w="9026"/>
       </w:tblGrid>
       <w:tr>
-        <w:tblPrEx>
-          <w:tblCellMar>
-            <w:top w:w="0" w:type="dxa"/>
-            <w:bottom w:w="0" w:type="dxa"/>
-          </w:tblCellMar>
-        </w:tblPrEx>
         <w:trPr>
           <w:cantSplit/>
         </w:trPr>
@@ -5137,12 +4947,6 @@
         <w:gridCol w:w="9026"/>
       </w:tblGrid>
       <w:tr>
-        <w:tblPrEx>
-          <w:tblCellMar>
-            <w:top w:w="0" w:type="dxa"/>
-            <w:bottom w:w="0" w:type="dxa"/>
-          </w:tblCellMar>
-        </w:tblPrEx>
         <w:trPr>
           <w:cantSplit/>
         </w:trPr>
@@ -5262,12 +5066,6 @@
         <w:gridCol w:w="1000"/>
       </w:tblGrid>
       <w:tr>
-        <w:tblPrEx>
-          <w:tblCellMar>
-            <w:top w:w="0" w:type="dxa"/>
-            <w:bottom w:w="0" w:type="dxa"/>
-          </w:tblCellMar>
-        </w:tblPrEx>
         <w:trPr>
           <w:cantSplit/>
           <w:tblHeader/>
@@ -5434,12 +5232,6 @@
         </w:tc>
       </w:tr>
       <w:tr>
-        <w:tblPrEx>
-          <w:tblCellMar>
-            <w:top w:w="0" w:type="dxa"/>
-            <w:bottom w:w="0" w:type="dxa"/>
-          </w:tblCellMar>
-        </w:tblPrEx>
         <w:trPr>
           <w:cantSplit/>
         </w:trPr>
@@ -5614,12 +5406,6 @@
         </w:tc>
       </w:tr>
       <w:tr>
-        <w:tblPrEx>
-          <w:tblCellMar>
-            <w:top w:w="0" w:type="dxa"/>
-            <w:bottom w:w="0" w:type="dxa"/>
-          </w:tblCellMar>
-        </w:tblPrEx>
         <w:trPr>
           <w:cantSplit/>
         </w:trPr>
@@ -5794,12 +5580,6 @@
         </w:tc>
       </w:tr>
       <w:tr>
-        <w:tblPrEx>
-          <w:tblCellMar>
-            <w:top w:w="0" w:type="dxa"/>
-            <w:bottom w:w="0" w:type="dxa"/>
-          </w:tblCellMar>
-        </w:tblPrEx>
         <w:trPr>
           <w:cantSplit/>
         </w:trPr>
@@ -5995,12 +5775,6 @@
         </w:tc>
       </w:tr>
       <w:tr>
-        <w:tblPrEx>
-          <w:tblCellMar>
-            <w:top w:w="0" w:type="dxa"/>
-            <w:bottom w:w="0" w:type="dxa"/>
-          </w:tblCellMar>
-        </w:tblPrEx>
         <w:trPr>
           <w:cantSplit/>
         </w:trPr>
@@ -6199,12 +5973,6 @@
         <w:gridCol w:w="4826"/>
       </w:tblGrid>
       <w:tr>
-        <w:tblPrEx>
-          <w:tblCellMar>
-            <w:top w:w="0" w:type="dxa"/>
-            <w:bottom w:w="0" w:type="dxa"/>
-          </w:tblCellMar>
-        </w:tblPrEx>
         <w:trPr>
           <w:cantSplit/>
           <w:tblHeader/>
@@ -6275,12 +6043,6 @@
         </w:tc>
       </w:tr>
       <w:tr>
-        <w:tblPrEx>
-          <w:tblCellMar>
-            <w:top w:w="0" w:type="dxa"/>
-            <w:bottom w:w="0" w:type="dxa"/>
-          </w:tblCellMar>
-        </w:tblPrEx>
         <w:trPr>
           <w:cantSplit/>
         </w:trPr>
@@ -6344,12 +6106,6 @@
         </w:tc>
       </w:tr>
       <w:tr>
-        <w:tblPrEx>
-          <w:tblCellMar>
-            <w:top w:w="0" w:type="dxa"/>
-            <w:bottom w:w="0" w:type="dxa"/>
-          </w:tblCellMar>
-        </w:tblPrEx>
         <w:trPr>
           <w:cantSplit/>
         </w:trPr>
@@ -6413,12 +6169,6 @@
         </w:tc>
       </w:tr>
       <w:tr>
-        <w:tblPrEx>
-          <w:tblCellMar>
-            <w:top w:w="0" w:type="dxa"/>
-            <w:bottom w:w="0" w:type="dxa"/>
-          </w:tblCellMar>
-        </w:tblPrEx>
         <w:trPr>
           <w:cantSplit/>
         </w:trPr>
@@ -6482,12 +6232,6 @@
         </w:tc>
       </w:tr>
       <w:tr>
-        <w:tblPrEx>
-          <w:tblCellMar>
-            <w:top w:w="0" w:type="dxa"/>
-            <w:bottom w:w="0" w:type="dxa"/>
-          </w:tblCellMar>
-        </w:tblPrEx>
         <w:trPr>
           <w:cantSplit/>
         </w:trPr>
@@ -6551,12 +6295,6 @@
         </w:tc>
       </w:tr>
       <w:tr>
-        <w:tblPrEx>
-          <w:tblCellMar>
-            <w:top w:w="0" w:type="dxa"/>
-            <w:bottom w:w="0" w:type="dxa"/>
-          </w:tblCellMar>
-        </w:tblPrEx>
         <w:trPr>
           <w:cantSplit/>
         </w:trPr>
@@ -6620,12 +6358,6 @@
         </w:tc>
       </w:tr>
       <w:tr>
-        <w:tblPrEx>
-          <w:tblCellMar>
-            <w:top w:w="0" w:type="dxa"/>
-            <w:bottom w:w="0" w:type="dxa"/>
-          </w:tblCellMar>
-        </w:tblPrEx>
         <w:trPr>
           <w:cantSplit/>
         </w:trPr>
@@ -6689,12 +6421,6 @@
         </w:tc>
       </w:tr>
       <w:tr>
-        <w:tblPrEx>
-          <w:tblCellMar>
-            <w:top w:w="0" w:type="dxa"/>
-            <w:bottom w:w="0" w:type="dxa"/>
-          </w:tblCellMar>
-        </w:tblPrEx>
         <w:trPr>
           <w:cantSplit/>
         </w:trPr>
@@ -6783,12 +6509,6 @@
         </w:tc>
       </w:tr>
       <w:tr>
-        <w:tblPrEx>
-          <w:tblCellMar>
-            <w:top w:w="0" w:type="dxa"/>
-            <w:bottom w:w="0" w:type="dxa"/>
-          </w:tblCellMar>
-        </w:tblPrEx>
         <w:trPr>
           <w:cantSplit/>
         </w:trPr>
@@ -6917,12 +6637,6 @@
         <w:gridCol w:w="9026"/>
       </w:tblGrid>
       <w:tr>
-        <w:tblPrEx>
-          <w:tblCellMar>
-            <w:top w:w="0" w:type="dxa"/>
-            <w:bottom w:w="0" w:type="dxa"/>
-          </w:tblCellMar>
-        </w:tblPrEx>
         <w:trPr>
           <w:cantSplit/>
         </w:trPr>
@@ -7175,12 +6889,6 @@
         <w:gridCol w:w="9026"/>
       </w:tblGrid>
       <w:tr>
-        <w:tblPrEx>
-          <w:tblCellMar>
-            <w:top w:w="0" w:type="dxa"/>
-            <w:bottom w:w="0" w:type="dxa"/>
-          </w:tblCellMar>
-        </w:tblPrEx>
         <w:trPr>
           <w:cantSplit/>
         </w:trPr>
@@ -7363,12 +7071,6 @@
         <w:gridCol w:w="9026"/>
       </w:tblGrid>
       <w:tr>
-        <w:tblPrEx>
-          <w:tblCellMar>
-            <w:top w:w="0" w:type="dxa"/>
-            <w:bottom w:w="0" w:type="dxa"/>
-          </w:tblCellMar>
-        </w:tblPrEx>
         <w:trPr>
           <w:cantSplit/>
         </w:trPr>
@@ -7592,12 +7294,6 @@
         <w:gridCol w:w="9026"/>
       </w:tblGrid>
       <w:tr>
-        <w:tblPrEx>
-          <w:tblCellMar>
-            <w:top w:w="0" w:type="dxa"/>
-            <w:bottom w:w="0" w:type="dxa"/>
-          </w:tblCellMar>
-        </w:tblPrEx>
         <w:trPr>
           <w:cantSplit/>
         </w:trPr>
@@ -7945,12 +7641,6 @@
         <w:gridCol w:w="9026"/>
       </w:tblGrid>
       <w:tr>
-        <w:tblPrEx>
-          <w:tblCellMar>
-            <w:top w:w="0" w:type="dxa"/>
-            <w:bottom w:w="0" w:type="dxa"/>
-          </w:tblCellMar>
-        </w:tblPrEx>
         <w:trPr>
           <w:cantSplit/>
         </w:trPr>
@@ -8444,12 +8134,6 @@
         <w:gridCol w:w="9026"/>
       </w:tblGrid>
       <w:tr>
-        <w:tblPrEx>
-          <w:tblCellMar>
-            <w:top w:w="0" w:type="dxa"/>
-            <w:bottom w:w="0" w:type="dxa"/>
-          </w:tblCellMar>
-        </w:tblPrEx>
         <w:trPr>
           <w:cantSplit/>
         </w:trPr>
@@ -9024,12 +8708,6 @@
         <w:gridCol w:w="5726"/>
       </w:tblGrid>
       <w:tr>
-        <w:tblPrEx>
-          <w:tblCellMar>
-            <w:top w:w="0" w:type="dxa"/>
-            <w:bottom w:w="0" w:type="dxa"/>
-          </w:tblCellMar>
-        </w:tblPrEx>
         <w:trPr>
           <w:cantSplit/>
           <w:tblHeader/>
@@ -9100,12 +8778,6 @@
         </w:tc>
       </w:tr>
       <w:tr>
-        <w:tblPrEx>
-          <w:tblCellMar>
-            <w:top w:w="0" w:type="dxa"/>
-            <w:bottom w:w="0" w:type="dxa"/>
-          </w:tblCellMar>
-        </w:tblPrEx>
         <w:trPr>
           <w:cantSplit/>
         </w:trPr>
@@ -9185,12 +8857,6 @@
         </w:tc>
       </w:tr>
       <w:tr>
-        <w:tblPrEx>
-          <w:tblCellMar>
-            <w:top w:w="0" w:type="dxa"/>
-            <w:bottom w:w="0" w:type="dxa"/>
-          </w:tblCellMar>
-        </w:tblPrEx>
         <w:trPr>
           <w:cantSplit/>
         </w:trPr>
@@ -9254,12 +8920,6 @@
         </w:tc>
       </w:tr>
       <w:tr>
-        <w:tblPrEx>
-          <w:tblCellMar>
-            <w:top w:w="0" w:type="dxa"/>
-            <w:bottom w:w="0" w:type="dxa"/>
-          </w:tblCellMar>
-        </w:tblPrEx>
         <w:trPr>
           <w:cantSplit/>
         </w:trPr>
@@ -9324,12 +8984,6 @@
         </w:tc>
       </w:tr>
       <w:tr>
-        <w:tblPrEx>
-          <w:tblCellMar>
-            <w:top w:w="0" w:type="dxa"/>
-            <w:bottom w:w="0" w:type="dxa"/>
-          </w:tblCellMar>
-        </w:tblPrEx>
         <w:trPr>
           <w:cantSplit/>
         </w:trPr>
@@ -9393,12 +9047,6 @@
         </w:tc>
       </w:tr>
       <w:tr>
-        <w:tblPrEx>
-          <w:tblCellMar>
-            <w:top w:w="0" w:type="dxa"/>
-            <w:bottom w:w="0" w:type="dxa"/>
-          </w:tblCellMar>
-        </w:tblPrEx>
         <w:trPr>
           <w:cantSplit/>
         </w:trPr>

--- a/docs/Project_Report.docx
+++ b/docs/Project_Report.docx
@@ -4,14 +4,149 @@
   <w:body>
     <w:p>
       <w:pPr>
-        <w:spacing w:after="120"/>
         <w:jc w:val="center"/>
         <w:rPr>
           <w:b/>
           <w:bCs/>
-          <w:color w:val="1F3A5F"/>
           <w:sz w:val="36"/>
           <w:szCs w:val="36"/>
+        </w:rPr>
+      </w:pPr>
+    </w:p>
+    <w:p>
+      <w:pPr>
+        <w:jc w:val="center"/>
+        <w:rPr>
+          <w:b/>
+          <w:bCs/>
+          <w:sz w:val="32"/>
+          <w:szCs w:val="32"/>
+        </w:rPr>
+      </w:pPr>
+      <w:r>
+        <w:rPr>
+          <w:b/>
+          <w:bCs/>
+          <w:sz w:val="36"/>
+          <w:szCs w:val="36"/>
+        </w:rPr>
+        <w:t>PROJECT SYNOPSIS</w:t>
+      </w:r>
+    </w:p>
+    <w:p>
+      <w:pPr>
+        <w:spacing w:after="200"/>
+        <w:jc w:val="center"/>
+        <w:rPr>
+          <w:b/>
+          <w:bCs/>
+          <w:sz w:val="32"/>
+          <w:szCs w:val="32"/>
+        </w:rPr>
+      </w:pPr>
+      <w:r>
+        <w:rPr>
+          <w:b/>
+          <w:bCs/>
+          <w:sz w:val="32"/>
+          <w:szCs w:val="32"/>
+        </w:rPr>
+        <w:t>On</w:t>
+      </w:r>
+    </w:p>
+    <w:p>
+      <w:pPr>
+        <w:spacing w:after="200"/>
+        <w:jc w:val="center"/>
+        <w:rPr>
+          <w:b/>
+          <w:bCs/>
+          <w:sz w:val="44"/>
+          <w:szCs w:val="44"/>
+        </w:rPr>
+      </w:pPr>
+      <w:r>
+        <w:rPr>
+          <w:b/>
+          <w:bCs/>
+          <w:sz w:val="44"/>
+          <w:szCs w:val="44"/>
+        </w:rPr>
+        <w:t>TEXT-BASED ADVENTURE GAME</w:t>
+      </w:r>
+    </w:p>
+    <w:p>
+      <w:pPr>
+        <w:spacing w:after="200"/>
+        <w:jc w:val="center"/>
+        <w:rPr>
+          <w:b/>
+          <w:bCs/>
+          <w:sz w:val="36"/>
+          <w:szCs w:val="36"/>
+        </w:rPr>
+      </w:pPr>
+      <w:r>
+        <w:rPr>
+          <w:b/>
+          <w:bCs/>
+          <w:sz w:val="36"/>
+          <w:szCs w:val="36"/>
+        </w:rPr>
+        <w:t>RU-100-01-00021</w:t>
+      </w:r>
+    </w:p>
+    <w:p>
+      <w:pPr>
+        <w:spacing w:after="200"/>
+        <w:jc w:val="center"/>
+        <w:rPr>
+          <w:b/>
+          <w:bCs/>
+          <w:sz w:val="36"/>
+          <w:szCs w:val="36"/>
+        </w:rPr>
+      </w:pPr>
+      <w:r>
+        <w:rPr>
+          <w:b/>
+          <w:bCs/>
+          <w:sz w:val="36"/>
+          <w:szCs w:val="36"/>
+        </w:rPr>
+        <w:t>Programming Fundamentals and Logic Building Using Python</w:t>
+      </w:r>
+    </w:p>
+    <w:p>
+      <w:pPr>
+        <w:spacing w:after="200"/>
+        <w:jc w:val="center"/>
+        <w:rPr>
+          <w:b/>
+          <w:bCs/>
+          <w:sz w:val="36"/>
+          <w:szCs w:val="36"/>
+        </w:rPr>
+      </w:pPr>
+      <w:r>
+        <w:rPr>
+          <w:b/>
+          <w:bCs/>
+          <w:sz w:val="36"/>
+          <w:szCs w:val="36"/>
+        </w:rPr>
+        <w:t>SESSION: 2026–27</w:t>
+      </w:r>
+    </w:p>
+    <w:p>
+      <w:pPr>
+        <w:spacing w:after="200"/>
+        <w:jc w:val="center"/>
+        <w:rPr>
+          <w:b/>
+          <w:bCs/>
+          <w:sz w:val="32"/>
+          <w:szCs w:val="32"/>
         </w:rPr>
       </w:pPr>
       <w:r>
@@ -21,10 +156,10 @@
           <w:szCs w:val="26"/>
         </w:rPr>
         <w:drawing>
-          <wp:inline distT="0" distB="0" distL="0" distR="0" wp14:anchorId="08B2CDA6" wp14:editId="399DD45B">
-            <wp:extent cx="2297909" cy="1119884"/>
-            <wp:effectExtent l="0" t="0" r="7620" b="0"/>
-            <wp:docPr id="820403049" name="Picture 1"/>
+          <wp:inline distT="0" distB="0" distL="0" distR="0" wp14:anchorId="2BC5D720" wp14:editId="5FDAC28F">
+            <wp:extent cx="2647625" cy="1341912"/>
+            <wp:effectExtent l="0" t="0" r="635" b="0"/>
+            <wp:docPr id="961944824" name="Picture 1"/>
             <wp:cNvGraphicFramePr>
               <a:graphicFrameLocks xmlns:a="http://schemas.openxmlformats.org/drawingml/2006/main" noChangeAspect="1"/>
             </wp:cNvGraphicFramePr>
@@ -53,7 +188,7 @@
                   <pic:spPr bwMode="auto">
                     <a:xfrm>
                       <a:off x="0" y="0"/>
-                      <a:ext cx="2317906" cy="1129629"/>
+                      <a:ext cx="2676757" cy="1356677"/>
                     </a:xfrm>
                     <a:prstGeom prst="rect">
                       <a:avLst/>
@@ -69,14 +204,260 @@
     </w:p>
     <w:p>
       <w:pPr>
-        <w:spacing w:after="120"/>
+        <w:spacing w:after="200"/>
         <w:jc w:val="center"/>
-      </w:pPr>
-      <w:r>
         <w:rPr>
           <w:b/>
           <w:bCs/>
-          <w:color w:val="1F3A5F"/>
+          <w:sz w:val="36"/>
+          <w:szCs w:val="36"/>
+        </w:rPr>
+      </w:pPr>
+      <w:r>
+        <w:rPr>
+          <w:b/>
+          <w:bCs/>
+          <w:sz w:val="36"/>
+          <w:szCs w:val="36"/>
+        </w:rPr>
+        <w:t>Submitted By</w:t>
+      </w:r>
+      <w:r>
+        <w:rPr>
+          <w:b/>
+          <w:bCs/>
+          <w:sz w:val="36"/>
+          <w:szCs w:val="36"/>
+        </w:rPr>
+        <w:t>:</w:t>
+      </w:r>
+    </w:p>
+    <w:p>
+      <w:pPr>
+        <w:spacing w:after="200"/>
+        <w:jc w:val="center"/>
+        <w:rPr>
+          <w:sz w:val="36"/>
+          <w:szCs w:val="36"/>
+        </w:rPr>
+      </w:pPr>
+      <w:r>
+        <w:rPr>
+          <w:sz w:val="36"/>
+          <w:szCs w:val="36"/>
+        </w:rPr>
+        <w:t>Shoaib Akhtar</w:t>
+      </w:r>
+    </w:p>
+    <w:p>
+      <w:pPr>
+        <w:spacing w:after="200"/>
+        <w:jc w:val="center"/>
+        <w:rPr>
+          <w:sz w:val="36"/>
+          <w:szCs w:val="36"/>
+        </w:rPr>
+      </w:pPr>
+      <w:r>
+        <w:rPr>
+          <w:sz w:val="36"/>
+          <w:szCs w:val="36"/>
+        </w:rPr>
+        <w:t>RU ID: RU-26-00647</w:t>
+      </w:r>
+    </w:p>
+    <w:p>
+      <w:pPr>
+        <w:spacing w:after="200"/>
+        <w:jc w:val="center"/>
+        <w:rPr>
+          <w:b/>
+          <w:bCs/>
+          <w:sz w:val="36"/>
+          <w:szCs w:val="36"/>
+        </w:rPr>
+      </w:pPr>
+    </w:p>
+    <w:p>
+      <w:pPr>
+        <w:spacing w:after="200"/>
+        <w:jc w:val="center"/>
+        <w:rPr>
+          <w:b/>
+          <w:bCs/>
+          <w:sz w:val="36"/>
+          <w:szCs w:val="36"/>
+        </w:rPr>
+      </w:pPr>
+      <w:r>
+        <w:rPr>
+          <w:b/>
+          <w:bCs/>
+          <w:sz w:val="36"/>
+          <w:szCs w:val="36"/>
+        </w:rPr>
+        <w:t>Bachelor of Technology in Computer Science &amp; Engineering</w:t>
+      </w:r>
+    </w:p>
+    <w:p>
+      <w:pPr>
+        <w:spacing w:after="200"/>
+        <w:jc w:val="center"/>
+        <w:rPr>
+          <w:b/>
+          <w:bCs/>
+          <w:sz w:val="36"/>
+          <w:szCs w:val="36"/>
+        </w:rPr>
+      </w:pPr>
+      <w:r>
+        <w:rPr>
+          <w:b/>
+          <w:bCs/>
+          <w:sz w:val="36"/>
+          <w:szCs w:val="36"/>
+        </w:rPr>
+        <w:t>with AI and ML in association with IBM</w:t>
+      </w:r>
+    </w:p>
+    <w:p>
+      <w:pPr>
+        <w:spacing w:after="200"/>
+        <w:jc w:val="center"/>
+        <w:rPr>
+          <w:b/>
+          <w:bCs/>
+          <w:sz w:val="36"/>
+          <w:szCs w:val="36"/>
+        </w:rPr>
+      </w:pPr>
+    </w:p>
+    <w:p>
+      <w:pPr>
+        <w:spacing w:after="200"/>
+        <w:jc w:val="center"/>
+        <w:rPr>
+          <w:b/>
+          <w:bCs/>
+          <w:sz w:val="36"/>
+          <w:szCs w:val="36"/>
+        </w:rPr>
+      </w:pPr>
+      <w:r>
+        <w:rPr>
+          <w:b/>
+          <w:bCs/>
+          <w:sz w:val="36"/>
+          <w:szCs w:val="36"/>
+        </w:rPr>
+        <w:t>Under the Guidance of</w:t>
+      </w:r>
+      <w:r>
+        <w:rPr>
+          <w:b/>
+          <w:bCs/>
+          <w:sz w:val="36"/>
+          <w:szCs w:val="36"/>
+        </w:rPr>
+        <w:t>:</w:t>
+      </w:r>
+    </w:p>
+    <w:p>
+      <w:pPr>
+        <w:spacing w:after="200"/>
+        <w:jc w:val="center"/>
+        <w:rPr>
+          <w:sz w:val="36"/>
+          <w:szCs w:val="36"/>
+        </w:rPr>
+      </w:pPr>
+      <w:r>
+        <w:rPr>
+          <w:sz w:val="36"/>
+          <w:szCs w:val="36"/>
+        </w:rPr>
+        <w:t>Mr. Priyanshu</w:t>
+      </w:r>
+    </w:p>
+    <w:p>
+      <w:pPr>
+        <w:spacing w:after="200"/>
+        <w:jc w:val="center"/>
+        <w:rPr>
+          <w:sz w:val="36"/>
+          <w:szCs w:val="36"/>
+        </w:rPr>
+      </w:pPr>
+      <w:r>
+        <w:rPr>
+          <w:sz w:val="36"/>
+          <w:szCs w:val="36"/>
+        </w:rPr>
+        <w:t>(</w:t>
+      </w:r>
+      <w:r>
+        <w:rPr>
+          <w:sz w:val="36"/>
+          <w:szCs w:val="36"/>
+        </w:rPr>
+        <w:t>IBM SME and EXPERT</w:t>
+      </w:r>
+      <w:r>
+        <w:rPr>
+          <w:sz w:val="36"/>
+          <w:szCs w:val="36"/>
+        </w:rPr>
+        <w:t>)</w:t>
+      </w:r>
+    </w:p>
+    <w:p>
+      <w:pPr>
+        <w:spacing w:after="200"/>
+        <w:jc w:val="center"/>
+        <w:rPr>
+          <w:b/>
+          <w:bCs/>
+          <w:sz w:val="36"/>
+          <w:szCs w:val="36"/>
+        </w:rPr>
+      </w:pPr>
+    </w:p>
+    <w:p>
+      <w:pPr>
+        <w:spacing w:after="200"/>
+        <w:jc w:val="center"/>
+        <w:rPr>
+          <w:b/>
+          <w:bCs/>
+          <w:sz w:val="36"/>
+          <w:szCs w:val="36"/>
+        </w:rPr>
+      </w:pPr>
+      <w:r>
+        <w:rPr>
+          <w:b/>
+          <w:bCs/>
+          <w:sz w:val="36"/>
+          <w:szCs w:val="36"/>
+        </w:rPr>
+        <w:t>SCHOOL OF COMPUTER SCIENCE AND ENGINEERING</w:t>
+      </w:r>
+    </w:p>
+    <w:p>
+      <w:pPr>
+        <w:spacing w:after="200"/>
+        <w:jc w:val="center"/>
+        <w:rPr>
+          <w:b/>
+          <w:bCs/>
+          <w:sz w:val="36"/>
+          <w:szCs w:val="36"/>
+        </w:rPr>
+      </w:pPr>
+      <w:r>
+        <w:rPr>
+          <w:b/>
+          <w:bCs/>
           <w:sz w:val="36"/>
           <w:szCs w:val="36"/>
         </w:rPr>
@@ -87,626 +468,21 @@
       <w:pPr>
         <w:spacing w:after="200"/>
         <w:jc w:val="center"/>
-      </w:pPr>
-      <w:r>
         <w:rPr>
           <w:b/>
           <w:bCs/>
-          <w:color w:val="1F3A5F"/>
-          <w:sz w:val="28"/>
-          <w:szCs w:val="28"/>
+          <w:sz w:val="36"/>
+          <w:szCs w:val="36"/>
         </w:rPr>
-        <w:t>SCHOOL OF COMPUTER SCIENCE AND ENGINEERING</w:t>
-      </w:r>
-    </w:p>
-    <w:p>
-      <w:pPr>
-        <w:spacing w:after="120"/>
-        <w:jc w:val="center"/>
-      </w:pPr>
-      <w:r>
-        <w:rPr>
-          <w:sz w:val="26"/>
-          <w:szCs w:val="26"/>
-        </w:rPr>
-        <w:t>Bachelor of Technology in Computer Science and Engineering</w:t>
-      </w:r>
-    </w:p>
-    <w:p>
-      <w:pPr>
-        <w:spacing w:after="700"/>
-        <w:jc w:val="center"/>
-        <w:rPr>
-          <w:sz w:val="26"/>
-          <w:szCs w:val="26"/>
-        </w:rPr>
-      </w:pPr>
-      <w:r>
-        <w:rPr>
-          <w:sz w:val="26"/>
-          <w:szCs w:val="26"/>
-        </w:rPr>
-        <w:t>in association with IBM</w:t>
-      </w:r>
-      <w:r>
-        <w:rPr>
-          <w:sz w:val="26"/>
-          <w:szCs w:val="26"/>
-        </w:rPr>
-        <w:t xml:space="preserve"> (RU-100-01-00021)</w:t>
-      </w:r>
-    </w:p>
-    <w:p>
-      <w:pPr>
-        <w:spacing w:after="200"/>
-        <w:jc w:val="center"/>
       </w:pPr>
       <w:r>
         <w:rPr>
           <w:b/>
           <w:bCs/>
-          <w:sz w:val="32"/>
-          <w:szCs w:val="32"/>
+          <w:sz w:val="36"/>
+          <w:szCs w:val="36"/>
         </w:rPr>
-        <w:t xml:space="preserve">PROJECT </w:t>
-      </w:r>
-      <w:r>
-        <w:rPr>
-          <w:b/>
-          <w:bCs/>
-          <w:sz w:val="32"/>
-          <w:szCs w:val="32"/>
-        </w:rPr>
-        <w:t>SYNOPSIS</w:t>
-      </w:r>
-    </w:p>
-    <w:p>
-      <w:pPr>
-        <w:spacing w:after="500"/>
-        <w:jc w:val="center"/>
-      </w:pPr>
-      <w:r>
-        <w:rPr>
-          <w:sz w:val="26"/>
-          <w:szCs w:val="26"/>
-        </w:rPr>
-        <w:t>SESSION: 2026-27</w:t>
-      </w:r>
-    </w:p>
-    <w:p>
-      <w:pPr>
-        <w:spacing w:after="120"/>
-        <w:jc w:val="center"/>
-      </w:pPr>
-      <w:r>
-        <w:rPr>
-          <w:b/>
-          <w:bCs/>
-          <w:color w:val="1F3A5F"/>
-          <w:sz w:val="44"/>
-          <w:szCs w:val="44"/>
-        </w:rPr>
-        <w:t>TEXT-BASED ADVENTURE GAME</w:t>
-      </w:r>
-    </w:p>
-    <w:p>
-      <w:pPr>
-        <w:spacing w:after="800"/>
-        <w:jc w:val="center"/>
-      </w:pPr>
-      <w:r>
-        <w:rPr>
-          <w:sz w:val="26"/>
-          <w:szCs w:val="26"/>
-        </w:rPr>
-        <w:t>PS No. 39  |  Language: Python 3</w:t>
-      </w:r>
-    </w:p>
-    <w:tbl>
-      <w:tblPr>
-        <w:tblW w:w="9026" w:type="dxa"/>
-        <w:tblBorders>
-          <w:top w:val="single" w:sz="4" w:space="0" w:color="auto"/>
-          <w:left w:val="single" w:sz="4" w:space="0" w:color="auto"/>
-          <w:bottom w:val="single" w:sz="4" w:space="0" w:color="auto"/>
-          <w:right w:val="single" w:sz="4" w:space="0" w:color="auto"/>
-          <w:insideH w:val="single" w:sz="4" w:space="0" w:color="auto"/>
-          <w:insideV w:val="single" w:sz="4" w:space="0" w:color="auto"/>
-        </w:tblBorders>
-        <w:tblCellMar>
-          <w:left w:w="10" w:type="dxa"/>
-          <w:right w:w="10" w:type="dxa"/>
-        </w:tblCellMar>
-        <w:tblLook w:val="04A0" w:firstRow="1" w:lastRow="0" w:firstColumn="1" w:lastColumn="0" w:noHBand="0" w:noVBand="1"/>
-      </w:tblPr>
-      <w:tblGrid>
-        <w:gridCol w:w="3000"/>
-        <w:gridCol w:w="6026"/>
-      </w:tblGrid>
-      <w:tr>
-        <w:trPr>
-          <w:cantSplit/>
-          <w:tblHeader/>
-        </w:trPr>
-        <w:tc>
-          <w:tcPr>
-            <w:tcW w:w="3000" w:type="dxa"/>
-            <w:tcBorders>
-              <w:top w:val="single" w:sz="4" w:space="0" w:color="808080"/>
-              <w:left w:val="single" w:sz="4" w:space="0" w:color="808080"/>
-              <w:bottom w:val="single" w:sz="4" w:space="0" w:color="808080"/>
-              <w:right w:val="single" w:sz="4" w:space="0" w:color="808080"/>
-            </w:tcBorders>
-            <w:shd w:val="clear" w:color="auto" w:fill="DCE6F2"/>
-            <w:tcMar>
-              <w:top w:w="70" w:type="dxa"/>
-              <w:left w:w="110" w:type="dxa"/>
-              <w:bottom w:w="70" w:type="dxa"/>
-              <w:right w:w="110" w:type="dxa"/>
-            </w:tcMar>
-          </w:tcPr>
-          <w:p>
-            <w:pPr>
-              <w:spacing w:after="20"/>
-            </w:pPr>
-            <w:r>
-              <w:rPr>
-                <w:b/>
-                <w:bCs/>
-                <w:sz w:val="21"/>
-                <w:szCs w:val="21"/>
-              </w:rPr>
-              <w:t>Detail</w:t>
-            </w:r>
-          </w:p>
-        </w:tc>
-        <w:tc>
-          <w:tcPr>
-            <w:tcW w:w="6026" w:type="dxa"/>
-            <w:tcBorders>
-              <w:top w:val="single" w:sz="4" w:space="0" w:color="808080"/>
-              <w:left w:val="single" w:sz="4" w:space="0" w:color="808080"/>
-              <w:bottom w:val="single" w:sz="4" w:space="0" w:color="808080"/>
-              <w:right w:val="single" w:sz="4" w:space="0" w:color="808080"/>
-            </w:tcBorders>
-            <w:shd w:val="clear" w:color="auto" w:fill="DCE6F2"/>
-            <w:tcMar>
-              <w:top w:w="70" w:type="dxa"/>
-              <w:left w:w="110" w:type="dxa"/>
-              <w:bottom w:w="70" w:type="dxa"/>
-              <w:right w:w="110" w:type="dxa"/>
-            </w:tcMar>
-          </w:tcPr>
-          <w:p>
-            <w:pPr>
-              <w:spacing w:after="20"/>
-            </w:pPr>
-            <w:r>
-              <w:rPr>
-                <w:b/>
-                <w:bCs/>
-                <w:sz w:val="21"/>
-                <w:szCs w:val="21"/>
-              </w:rPr>
-              <w:t>Information</w:t>
-            </w:r>
-          </w:p>
-        </w:tc>
-      </w:tr>
-      <w:tr>
-        <w:trPr>
-          <w:cantSplit/>
-        </w:trPr>
-        <w:tc>
-          <w:tcPr>
-            <w:tcW w:w="3000" w:type="dxa"/>
-            <w:tcBorders>
-              <w:top w:val="single" w:sz="4" w:space="0" w:color="808080"/>
-              <w:left w:val="single" w:sz="4" w:space="0" w:color="808080"/>
-              <w:bottom w:val="single" w:sz="4" w:space="0" w:color="808080"/>
-              <w:right w:val="single" w:sz="4" w:space="0" w:color="808080"/>
-            </w:tcBorders>
-            <w:tcMar>
-              <w:top w:w="70" w:type="dxa"/>
-              <w:left w:w="110" w:type="dxa"/>
-              <w:bottom w:w="70" w:type="dxa"/>
-              <w:right w:w="110" w:type="dxa"/>
-            </w:tcMar>
-          </w:tcPr>
-          <w:p>
-            <w:pPr>
-              <w:spacing w:after="20"/>
-            </w:pPr>
-            <w:r>
-              <w:rPr>
-                <w:sz w:val="21"/>
-                <w:szCs w:val="21"/>
-              </w:rPr>
-              <w:t>Submitted by</w:t>
-            </w:r>
-          </w:p>
-        </w:tc>
-        <w:tc>
-          <w:tcPr>
-            <w:tcW w:w="6026" w:type="dxa"/>
-            <w:tcBorders>
-              <w:top w:val="single" w:sz="4" w:space="0" w:color="808080"/>
-              <w:left w:val="single" w:sz="4" w:space="0" w:color="808080"/>
-              <w:bottom w:val="single" w:sz="4" w:space="0" w:color="808080"/>
-              <w:right w:val="single" w:sz="4" w:space="0" w:color="808080"/>
-            </w:tcBorders>
-            <w:tcMar>
-              <w:top w:w="70" w:type="dxa"/>
-              <w:left w:w="110" w:type="dxa"/>
-              <w:bottom w:w="70" w:type="dxa"/>
-              <w:right w:w="110" w:type="dxa"/>
-            </w:tcMar>
-          </w:tcPr>
-          <w:p>
-            <w:pPr>
-              <w:spacing w:after="20"/>
-            </w:pPr>
-            <w:r>
-              <w:rPr>
-                <w:sz w:val="21"/>
-                <w:szCs w:val="21"/>
-              </w:rPr>
-              <w:t>Shoaib Akhtar</w:t>
-            </w:r>
-          </w:p>
-        </w:tc>
-      </w:tr>
-      <w:tr>
-        <w:trPr>
-          <w:cantSplit/>
-        </w:trPr>
-        <w:tc>
-          <w:tcPr>
-            <w:tcW w:w="3000" w:type="dxa"/>
-            <w:tcBorders>
-              <w:top w:val="single" w:sz="4" w:space="0" w:color="808080"/>
-              <w:left w:val="single" w:sz="4" w:space="0" w:color="808080"/>
-              <w:bottom w:val="single" w:sz="4" w:space="0" w:color="808080"/>
-              <w:right w:val="single" w:sz="4" w:space="0" w:color="808080"/>
-            </w:tcBorders>
-            <w:tcMar>
-              <w:top w:w="70" w:type="dxa"/>
-              <w:left w:w="110" w:type="dxa"/>
-              <w:bottom w:w="70" w:type="dxa"/>
-              <w:right w:w="110" w:type="dxa"/>
-            </w:tcMar>
-          </w:tcPr>
-          <w:p>
-            <w:pPr>
-              <w:spacing w:after="20"/>
-            </w:pPr>
-            <w:proofErr w:type="spellStart"/>
-            <w:r>
-              <w:rPr>
-                <w:sz w:val="21"/>
-                <w:szCs w:val="21"/>
-              </w:rPr>
-              <w:t>Programme</w:t>
-            </w:r>
-            <w:proofErr w:type="spellEnd"/>
-            <w:r>
-              <w:rPr>
-                <w:sz w:val="21"/>
-                <w:szCs w:val="21"/>
-              </w:rPr>
-              <w:t xml:space="preserve"> / Batch</w:t>
-            </w:r>
-          </w:p>
-        </w:tc>
-        <w:tc>
-          <w:tcPr>
-            <w:tcW w:w="6026" w:type="dxa"/>
-            <w:tcBorders>
-              <w:top w:val="single" w:sz="4" w:space="0" w:color="808080"/>
-              <w:left w:val="single" w:sz="4" w:space="0" w:color="808080"/>
-              <w:bottom w:val="single" w:sz="4" w:space="0" w:color="808080"/>
-              <w:right w:val="single" w:sz="4" w:space="0" w:color="808080"/>
-            </w:tcBorders>
-            <w:tcMar>
-              <w:top w:w="70" w:type="dxa"/>
-              <w:left w:w="110" w:type="dxa"/>
-              <w:bottom w:w="70" w:type="dxa"/>
-              <w:right w:w="110" w:type="dxa"/>
-            </w:tcMar>
-          </w:tcPr>
-          <w:p>
-            <w:pPr>
-              <w:spacing w:after="20"/>
-            </w:pPr>
-            <w:proofErr w:type="spellStart"/>
-            <w:r>
-              <w:rPr>
-                <w:sz w:val="21"/>
-                <w:szCs w:val="21"/>
-              </w:rPr>
-              <w:t>B.Tech</w:t>
-            </w:r>
-            <w:proofErr w:type="spellEnd"/>
-            <w:r>
-              <w:rPr>
-                <w:sz w:val="21"/>
-                <w:szCs w:val="21"/>
-              </w:rPr>
-              <w:t xml:space="preserve"> CSE (AI/ML), 2026-30</w:t>
-            </w:r>
-          </w:p>
-        </w:tc>
-      </w:tr>
-      <w:tr>
-        <w:trPr>
-          <w:cantSplit/>
-        </w:trPr>
-        <w:tc>
-          <w:tcPr>
-            <w:tcW w:w="3000" w:type="dxa"/>
-            <w:tcBorders>
-              <w:top w:val="single" w:sz="4" w:space="0" w:color="808080"/>
-              <w:left w:val="single" w:sz="4" w:space="0" w:color="808080"/>
-              <w:bottom w:val="single" w:sz="4" w:space="0" w:color="808080"/>
-              <w:right w:val="single" w:sz="4" w:space="0" w:color="808080"/>
-            </w:tcBorders>
-            <w:tcMar>
-              <w:top w:w="70" w:type="dxa"/>
-              <w:left w:w="110" w:type="dxa"/>
-              <w:bottom w:w="70" w:type="dxa"/>
-              <w:right w:w="110" w:type="dxa"/>
-            </w:tcMar>
-          </w:tcPr>
-          <w:p>
-            <w:pPr>
-              <w:spacing w:after="20"/>
-            </w:pPr>
-            <w:r>
-              <w:rPr>
-                <w:sz w:val="21"/>
-                <w:szCs w:val="21"/>
-              </w:rPr>
-              <w:t>Enrollment / Roll No.</w:t>
-            </w:r>
-          </w:p>
-        </w:tc>
-        <w:tc>
-          <w:tcPr>
-            <w:tcW w:w="6026" w:type="dxa"/>
-            <w:tcBorders>
-              <w:top w:val="single" w:sz="4" w:space="0" w:color="808080"/>
-              <w:left w:val="single" w:sz="4" w:space="0" w:color="808080"/>
-              <w:bottom w:val="single" w:sz="4" w:space="0" w:color="808080"/>
-              <w:right w:val="single" w:sz="4" w:space="0" w:color="808080"/>
-            </w:tcBorders>
-            <w:tcMar>
-              <w:top w:w="70" w:type="dxa"/>
-              <w:left w:w="110" w:type="dxa"/>
-              <w:bottom w:w="70" w:type="dxa"/>
-              <w:right w:w="110" w:type="dxa"/>
-            </w:tcMar>
-          </w:tcPr>
-          <w:p>
-            <w:pPr>
-              <w:spacing w:after="20"/>
-            </w:pPr>
-            <w:r>
-              <w:rPr>
-                <w:sz w:val="21"/>
-                <w:szCs w:val="21"/>
-              </w:rPr>
-              <w:t>RU-26-00647</w:t>
-            </w:r>
-          </w:p>
-        </w:tc>
-      </w:tr>
-      <w:tr>
-        <w:trPr>
-          <w:cantSplit/>
-        </w:trPr>
-        <w:tc>
-          <w:tcPr>
-            <w:tcW w:w="3000" w:type="dxa"/>
-            <w:tcBorders>
-              <w:top w:val="single" w:sz="4" w:space="0" w:color="808080"/>
-              <w:left w:val="single" w:sz="4" w:space="0" w:color="808080"/>
-              <w:bottom w:val="single" w:sz="4" w:space="0" w:color="808080"/>
-              <w:right w:val="single" w:sz="4" w:space="0" w:color="808080"/>
-            </w:tcBorders>
-            <w:tcMar>
-              <w:top w:w="70" w:type="dxa"/>
-              <w:left w:w="110" w:type="dxa"/>
-              <w:bottom w:w="70" w:type="dxa"/>
-              <w:right w:w="110" w:type="dxa"/>
-            </w:tcMar>
-          </w:tcPr>
-          <w:p>
-            <w:pPr>
-              <w:spacing w:after="20"/>
-            </w:pPr>
-            <w:r>
-              <w:rPr>
-                <w:sz w:val="21"/>
-                <w:szCs w:val="21"/>
-              </w:rPr>
-              <w:t>Project Guide / Faculty</w:t>
-            </w:r>
-          </w:p>
-        </w:tc>
-        <w:tc>
-          <w:tcPr>
-            <w:tcW w:w="6026" w:type="dxa"/>
-            <w:tcBorders>
-              <w:top w:val="single" w:sz="4" w:space="0" w:color="808080"/>
-              <w:left w:val="single" w:sz="4" w:space="0" w:color="808080"/>
-              <w:bottom w:val="single" w:sz="4" w:space="0" w:color="808080"/>
-              <w:right w:val="single" w:sz="4" w:space="0" w:color="808080"/>
-            </w:tcBorders>
-            <w:tcMar>
-              <w:top w:w="70" w:type="dxa"/>
-              <w:left w:w="110" w:type="dxa"/>
-              <w:bottom w:w="70" w:type="dxa"/>
-              <w:right w:w="110" w:type="dxa"/>
-            </w:tcMar>
-          </w:tcPr>
-          <w:p>
-            <w:pPr>
-              <w:spacing w:after="20"/>
-            </w:pPr>
-            <w:r>
-              <w:rPr>
-                <w:sz w:val="21"/>
-                <w:szCs w:val="21"/>
-              </w:rPr>
-              <w:t>Mr. Priyanshu</w:t>
-            </w:r>
-          </w:p>
-        </w:tc>
-      </w:tr>
-      <w:tr>
-        <w:trPr>
-          <w:cantSplit/>
-        </w:trPr>
-        <w:tc>
-          <w:tcPr>
-            <w:tcW w:w="3000" w:type="dxa"/>
-            <w:tcBorders>
-              <w:top w:val="single" w:sz="4" w:space="0" w:color="808080"/>
-              <w:left w:val="single" w:sz="4" w:space="0" w:color="808080"/>
-              <w:bottom w:val="single" w:sz="4" w:space="0" w:color="808080"/>
-              <w:right w:val="single" w:sz="4" w:space="0" w:color="808080"/>
-            </w:tcBorders>
-            <w:tcMar>
-              <w:top w:w="70" w:type="dxa"/>
-              <w:left w:w="110" w:type="dxa"/>
-              <w:bottom w:w="70" w:type="dxa"/>
-              <w:right w:w="110" w:type="dxa"/>
-            </w:tcMar>
-          </w:tcPr>
-          <w:p>
-            <w:pPr>
-              <w:spacing w:after="20"/>
-            </w:pPr>
-            <w:r>
-              <w:rPr>
-                <w:sz w:val="21"/>
-                <w:szCs w:val="21"/>
-              </w:rPr>
-              <w:t>Date of Submission</w:t>
-            </w:r>
-          </w:p>
-        </w:tc>
-        <w:tc>
-          <w:tcPr>
-            <w:tcW w:w="6026" w:type="dxa"/>
-            <w:tcBorders>
-              <w:top w:val="single" w:sz="4" w:space="0" w:color="808080"/>
-              <w:left w:val="single" w:sz="4" w:space="0" w:color="808080"/>
-              <w:bottom w:val="single" w:sz="4" w:space="0" w:color="808080"/>
-              <w:right w:val="single" w:sz="4" w:space="0" w:color="808080"/>
-            </w:tcBorders>
-            <w:tcMar>
-              <w:top w:w="70" w:type="dxa"/>
-              <w:left w:w="110" w:type="dxa"/>
-              <w:bottom w:w="70" w:type="dxa"/>
-              <w:right w:w="110" w:type="dxa"/>
-            </w:tcMar>
-          </w:tcPr>
-          <w:p>
-            <w:pPr>
-              <w:spacing w:after="20"/>
-            </w:pPr>
-            <w:r>
-              <w:rPr>
-                <w:sz w:val="21"/>
-                <w:szCs w:val="21"/>
-              </w:rPr>
-              <w:t>____________________</w:t>
-            </w:r>
-          </w:p>
-        </w:tc>
-      </w:tr>
-      <w:tr>
-        <w:trPr>
-          <w:cantSplit/>
-        </w:trPr>
-        <w:tc>
-          <w:tcPr>
-            <w:tcW w:w="3000" w:type="dxa"/>
-            <w:tcBorders>
-              <w:top w:val="single" w:sz="4" w:space="0" w:color="808080"/>
-              <w:left w:val="single" w:sz="4" w:space="0" w:color="808080"/>
-              <w:bottom w:val="single" w:sz="4" w:space="0" w:color="808080"/>
-              <w:right w:val="single" w:sz="4" w:space="0" w:color="808080"/>
-            </w:tcBorders>
-            <w:tcMar>
-              <w:top w:w="70" w:type="dxa"/>
-              <w:left w:w="110" w:type="dxa"/>
-              <w:bottom w:w="70" w:type="dxa"/>
-              <w:right w:w="110" w:type="dxa"/>
-            </w:tcMar>
-          </w:tcPr>
-          <w:p>
-            <w:pPr>
-              <w:spacing w:after="20"/>
-            </w:pPr>
-            <w:r>
-              <w:rPr>
-                <w:sz w:val="21"/>
-                <w:szCs w:val="21"/>
-              </w:rPr>
-              <w:t>GitHub Repository</w:t>
-            </w:r>
-          </w:p>
-        </w:tc>
-        <w:tc>
-          <w:tcPr>
-            <w:tcW w:w="6026" w:type="dxa"/>
-            <w:tcBorders>
-              <w:top w:val="single" w:sz="4" w:space="0" w:color="808080"/>
-              <w:left w:val="single" w:sz="4" w:space="0" w:color="808080"/>
-              <w:bottom w:val="single" w:sz="4" w:space="0" w:color="808080"/>
-              <w:right w:val="single" w:sz="4" w:space="0" w:color="808080"/>
-            </w:tcBorders>
-            <w:tcMar>
-              <w:top w:w="70" w:type="dxa"/>
-              <w:left w:w="110" w:type="dxa"/>
-              <w:bottom w:w="70" w:type="dxa"/>
-              <w:right w:w="110" w:type="dxa"/>
-            </w:tcMar>
-          </w:tcPr>
-          <w:p>
-            <w:pPr>
-              <w:spacing w:after="20"/>
-            </w:pPr>
-            <w:r>
-              <w:rPr>
-                <w:sz w:val="21"/>
-                <w:szCs w:val="21"/>
-              </w:rPr>
-              <w:t>https://github.com/</w:t>
-            </w:r>
-            <w:r>
-              <w:rPr>
-                <w:sz w:val="21"/>
-                <w:szCs w:val="21"/>
-              </w:rPr>
-              <w:t>shoaibakhtar-08</w:t>
-            </w:r>
-            <w:r>
-              <w:rPr>
-                <w:sz w:val="21"/>
-                <w:szCs w:val="21"/>
-              </w:rPr>
-              <w:t>/text-adventure-game</w:t>
-            </w:r>
-          </w:p>
-        </w:tc>
-      </w:tr>
-    </w:tbl>
-    <w:p>
-      <w:r>
-        <w:br w:type="page"/>
+        <w:t>BHILAI, CG</w:t>
       </w:r>
     </w:p>
     <w:p>
@@ -1611,6 +1387,7 @@
         <w:keepNext/>
       </w:pPr>
       <w:r>
+        <w:lastRenderedPageBreak/>
         <w:t>3.2 Bare minimum requirements checklist</w:t>
       </w:r>
     </w:p>
@@ -5000,18 +4777,12 @@
         </w:tc>
       </w:tr>
     </w:tbl>
-    <w:p>
-      <w:r>
-        <w:br w:type="page"/>
-      </w:r>
-    </w:p>
+    <w:p/>
     <w:p>
       <w:pPr>
         <w:pStyle w:val="Heading1"/>
-        <w:keepNext/>
-      </w:pPr>
-      <w:r>
-        <w:lastRenderedPageBreak/>
+      </w:pPr>
+      <w:r>
         <w:t>6. Testing</w:t>
       </w:r>
     </w:p>
@@ -8948,7 +8719,6 @@
                 <w:sz w:val="21"/>
                 <w:szCs w:val="21"/>
               </w:rPr>
-              <w:lastRenderedPageBreak/>
               <w:t>Health could become negative after a strong attack</w:t>
             </w:r>
           </w:p>
@@ -9012,6 +8782,7 @@
                 <w:sz w:val="21"/>
                 <w:szCs w:val="21"/>
               </w:rPr>
+              <w:lastRenderedPageBreak/>
               <w:t>The key must be given only if the player survives</w:t>
             </w:r>
           </w:p>
@@ -9317,7 +9088,13 @@
       <w:headerReference w:type="default" r:id="rId10"/>
       <w:footerReference w:type="default" r:id="rId11"/>
       <w:pgSz w:w="11906" w:h="16838"/>
-      <w:pgMar w:top="1440" w:right="1440" w:bottom="1440" w:left="1440" w:header="708" w:footer="708" w:gutter="0"/>
+      <w:pgMar w:top="720" w:right="720" w:bottom="720" w:left="720" w:header="708" w:footer="708" w:gutter="0"/>
+      <w:pgBorders w:display="firstPage" w:offsetFrom="page">
+        <w:top w:val="thinThickThinMediumGap" w:sz="24" w:space="24" w:color="auto"/>
+        <w:left w:val="thinThickThinMediumGap" w:sz="24" w:space="24" w:color="auto"/>
+        <w:bottom w:val="thinThickThinMediumGap" w:sz="24" w:space="24" w:color="auto"/>
+        <w:right w:val="thinThickThinMediumGap" w:sz="24" w:space="24" w:color="auto"/>
+      </w:pgBorders>
       <w:cols w:space="720"/>
       <w:docGrid w:linePitch="360"/>
     </w:sectPr>
@@ -9740,7 +9517,7 @@
     <w:lsdException w:name="Closing" w:semiHidden="1" w:unhideWhenUsed="1"/>
     <w:lsdException w:name="Signature" w:semiHidden="1" w:unhideWhenUsed="1"/>
     <w:lsdException w:name="Default Paragraph Font" w:semiHidden="1" w:uiPriority="1" w:unhideWhenUsed="1"/>
-    <w:lsdException w:name="Body Text" w:semiHidden="1" w:unhideWhenUsed="1"/>
+    <w:lsdException w:name="Body Text" w:semiHidden="1" w:uiPriority="1" w:unhideWhenUsed="1" w:qFormat="1"/>
     <w:lsdException w:name="Body Text Indent" w:semiHidden="1" w:unhideWhenUsed="1"/>
     <w:lsdException w:name="List Continue" w:semiHidden="1" w:unhideWhenUsed="1"/>
     <w:lsdException w:name="List Continue 2" w:semiHidden="1" w:unhideWhenUsed="1"/>
@@ -10054,6 +9831,7 @@
   <w:style w:type="paragraph" w:default="1" w:styleId="Normal">
     <w:name w:val="Normal"/>
     <w:qFormat/>
+    <w:rsid w:val="0040761D"/>
   </w:style>
   <w:style w:type="paragraph" w:styleId="Heading1">
     <w:name w:val="heading 1"/>
@@ -10148,7 +9926,6 @@
   <w:style w:type="character" w:default="1" w:styleId="DefaultParagraphFont">
     <w:name w:val="Default Paragraph Font"/>
     <w:uiPriority w:val="1"/>
-    <w:semiHidden/>
     <w:unhideWhenUsed/>
   </w:style>
   <w:style w:type="table" w:default="1" w:styleId="TableNormal">
@@ -10174,6 +9951,7 @@
   </w:style>
   <w:style w:type="paragraph" w:styleId="Title">
     <w:name w:val="Title"/>
+    <w:link w:val="TitleChar"/>
     <w:uiPriority w:val="10"/>
     <w:qFormat/>
     <w:rPr>
@@ -10262,6 +10040,37 @@
     <w:rPr>
       <w:sz w:val="20"/>
       <w:szCs w:val="20"/>
+    </w:rPr>
+  </w:style>
+  <w:style w:type="paragraph" w:styleId="BodyText">
+    <w:name w:val="Body Text"/>
+    <w:basedOn w:val="Normal"/>
+    <w:link w:val="BodyTextChar"/>
+    <w:uiPriority w:val="1"/>
+    <w:qFormat/>
+    <w:rsid w:val="00B34759"/>
+    <w:pPr>
+      <w:widowControl w:val="0"/>
+      <w:autoSpaceDE w:val="0"/>
+      <w:autoSpaceDN w:val="0"/>
+    </w:pPr>
+  </w:style>
+  <w:style w:type="character" w:customStyle="1" w:styleId="BodyTextChar">
+    <w:name w:val="Body Text Char"/>
+    <w:basedOn w:val="DefaultParagraphFont"/>
+    <w:link w:val="BodyText"/>
+    <w:uiPriority w:val="1"/>
+    <w:rsid w:val="00B34759"/>
+  </w:style>
+  <w:style w:type="character" w:customStyle="1" w:styleId="TitleChar">
+    <w:name w:val="Title Char"/>
+    <w:basedOn w:val="DefaultParagraphFont"/>
+    <w:link w:val="Title"/>
+    <w:uiPriority w:val="10"/>
+    <w:rsid w:val="00B34759"/>
+    <w:rPr>
+      <w:sz w:val="56"/>
+      <w:szCs w:val="56"/>
     </w:rPr>
   </w:style>
 </w:styles>
